--- a/files/pro/travaux/cctp-lot03-social.docx
+++ b/files/pro/travaux/cctp-lot03-social.docx
@@ -231,7 +231,28 @@
           <w:szCs w:val="20"/>
           <w:rtl w:val="0"/>
         </w:rPr>
-        <w:t xml:space="preserve">, dont 26 logements sociaux PLAI/PLUS/PLS et 13 logements en accession abordable</w:t>
+        <w:t xml:space="preserve">, dont 2</w:t>
+      </w:r>
+      <w:r>
+        <w:rPr>
+          <w:i w:val="1"/>
+          <w:iCs w:val="1"/>
+          <w:color w:val="595959"/>
+          <w:rtl w:val="0"/>
+        </w:rPr>
+        <w:t xml:space="preserve">4</w:t>
+      </w:r>
+      <w:r>
+        <w:rPr>
+          <w:rFonts w:ascii="Arial" w:cs="Arial" w:eastAsia="Arial" w:hAnsi="Arial"/>
+          <w:i w:val="1"/>
+          <w:iCs w:val="1"/>
+          <w:color w:val="595959"/>
+          <w:sz w:val="20"/>
+          <w:szCs w:val="20"/>
+          <w:rtl w:val="0"/>
+        </w:rPr>
+        <w:t xml:space="preserve"> logements sociaux PLAI/PLUS/PLS et 13 logements en accession abordable</w:t>
       </w:r>
       <w:r>
         <w:rPr>
@@ -928,7 +949,7 @@
               <w:rPr>
                 <w:rtl w:val="0"/>
               </w:rPr>
-              <w:t xml:space="preserve">4</w:t>
+              <w:t xml:space="preserve">3</w:t>
             </w:r>
             <w:r>
               <w:rPr>
@@ -980,23 +1001,10 @@
           <w:szCs w:val="18"/>
           <w:rtl w:val="0"/>
         </w:rPr>
-        <w:t xml:space="preserve">Document applicable aux 26 logements sociaux PLAI/PLUS/PLS et aux 13 logements en accession abordable.</w:t>
-      </w:r>
-      <w:r>
-        <w:rPr>
-          <w:rtl w:val="0"/>
-        </w:rPr>
-      </w:r>
-    </w:p>
-    <w:p>
-      <w:pPr>
-        <w:spacing w:after="80" w:lineRule="auto"/>
-        <w:jc w:val="center"/>
-        <w:rPr/>
-      </w:pPr>
-      <w:r>
-        <w:rPr>
-          <w:rFonts w:ascii="Arial" w:cs="Arial" w:eastAsia="Arial" w:hAnsi="Arial"/>
+        <w:t xml:space="preserve">Document applicable aux 2</w:t>
+      </w:r>
+      <w:r>
+        <w:rPr>
           <w:i w:val="1"/>
           <w:iCs w:val="1"/>
           <w:color w:val="595959"/>
@@ -1004,6 +1012,42 @@
           <w:szCs w:val="18"/>
           <w:rtl w:val="0"/>
         </w:rPr>
+        <w:t xml:space="preserve">4</w:t>
+      </w:r>
+      <w:r>
+        <w:rPr>
+          <w:rFonts w:ascii="Arial" w:cs="Arial" w:eastAsia="Arial" w:hAnsi="Arial"/>
+          <w:i w:val="1"/>
+          <w:iCs w:val="1"/>
+          <w:color w:val="595959"/>
+          <w:sz w:val="18"/>
+          <w:szCs w:val="18"/>
+          <w:rtl w:val="0"/>
+        </w:rPr>
+        <w:t xml:space="preserve"> logements sociaux PLAI/PLUS/PLS et aux 13 logements en accession abordable.</w:t>
+      </w:r>
+      <w:r>
+        <w:rPr>
+          <w:rtl w:val="0"/>
+        </w:rPr>
+      </w:r>
+    </w:p>
+    <w:p>
+      <w:pPr>
+        <w:spacing w:after="80" w:lineRule="auto"/>
+        <w:jc w:val="center"/>
+        <w:rPr/>
+      </w:pPr>
+      <w:r>
+        <w:rPr>
+          <w:rFonts w:ascii="Arial" w:cs="Arial" w:eastAsia="Arial" w:hAnsi="Arial"/>
+          <w:i w:val="1"/>
+          <w:iCs w:val="1"/>
+          <w:color w:val="595959"/>
+          <w:sz w:val="18"/>
+          <w:szCs w:val="18"/>
+          <w:rtl w:val="0"/>
+        </w:rPr>
         <w:t xml:space="preserve">Pour les logements en accession libre, se référer au CCTP Lot 03 — Segment Libre Haut de Gamme.</w:t>
       </w:r>
       <w:r>
@@ -1466,7 +1510,22 @@
           <w:szCs w:val="20"/>
           <w:rtl w:val="0"/>
         </w:rPr>
-        <w:t xml:space="preserve">L'opération porte sur la réalisation d'un ensemble immobilier collectif de 69 logements répartis sur 2 bâtiments R+2 sur 1 niveau de sous-sol parking, complétés par 2 cellules commerciales en rez-de-chaussée. Le présent document s'applique exclusivement aux 26 logements sociaux cédés en VEFA HLM à Hérault Logement (OPH 34) et aux 13 logements en accession abordable. Les logements en accession libre relèvent d'un CCTP distinct, avec des prescriptions adaptées au </w:t>
+        <w:t xml:space="preserve">L'opération porte sur la réalisation d'un ensemble immobilier collectif de 69 logements répartis sur 2 bâtiments R+2 sur 1 niveau de sous-sol parking, complétés par 2 cellules commerciales en rez-de-chaussée. Le présent document s'applique exclusivement aux 2</w:t>
+      </w:r>
+      <w:r>
+        <w:rPr>
+          <w:rtl w:val="0"/>
+        </w:rPr>
+        <w:t xml:space="preserve">4</w:t>
+      </w:r>
+      <w:r>
+        <w:rPr>
+          <w:rFonts w:ascii="Arial" w:cs="Arial" w:eastAsia="Arial" w:hAnsi="Arial"/>
+          <w:sz w:val="20"/>
+          <w:szCs w:val="20"/>
+          <w:rtl w:val="0"/>
+        </w:rPr>
+        <w:t xml:space="preserve"> logements sociaux cédés en VEFA HLM à Hérault Logement (OPH 34) et aux 13 logements en accession abordable. Les logements en accession libre relèvent d'un CCTP distinct, avec des prescriptions adaptées au </w:t>
       </w:r>
       <w:r>
         <w:rPr>
@@ -4357,7 +4416,7 @@
       </w:pPr>
       <w:sdt>
         <w:sdtPr>
-          <w:id w:val="-1109606232"/>
+          <w:id w:val="-86499523"/>
           <w:tag w:val="goog_rdk_0"/>
         </w:sdtPr>
         <w:sdtContent>
@@ -4408,7 +4467,7 @@
       </w:pPr>
       <w:sdt>
         <w:sdtPr>
-          <w:id w:val="365496288"/>
+          <w:id w:val="-1689734332"/>
           <w:tag w:val="goog_rdk_1"/>
         </w:sdtPr>
         <w:sdtContent>
@@ -4502,7 +4561,7 @@
       </w:pPr>
       <w:sdt>
         <w:sdtPr>
-          <w:id w:val="349910332"/>
+          <w:id w:val="-1014032750"/>
           <w:tag w:val="goog_rdk_2"/>
         </w:sdtPr>
         <w:sdtContent>
@@ -4553,7 +4612,7 @@
       </w:pPr>
       <w:sdt>
         <w:sdtPr>
-          <w:id w:val="1406778470"/>
+          <w:id w:val="1703902290"/>
           <w:tag w:val="goog_rdk_3"/>
         </w:sdtPr>
         <w:sdtContent>
@@ -5755,7 +5814,7 @@
       </w:pPr>
       <w:sdt>
         <w:sdtPr>
-          <w:id w:val="1986249143"/>
+          <w:id w:val="-503266547"/>
           <w:tag w:val="goog_rdk_4"/>
         </w:sdtPr>
         <w:sdtContent>
@@ -5924,7 +5983,7 @@
       </w:pPr>
       <w:sdt>
         <w:sdtPr>
-          <w:id w:val="-1583982700"/>
+          <w:id w:val="-2099806321"/>
           <w:tag w:val="goog_rdk_5"/>
         </w:sdtPr>
         <w:sdtContent>
@@ -5975,7 +6034,7 @@
       </w:pPr>
       <w:sdt>
         <w:sdtPr>
-          <w:id w:val="692762823"/>
+          <w:id w:val="-519780584"/>
           <w:tag w:val="goog_rdk_6"/>
         </w:sdtPr>
         <w:sdtContent>
@@ -6026,7 +6085,7 @@
       </w:pPr>
       <w:sdt>
         <w:sdtPr>
-          <w:id w:val="-681249139"/>
+          <w:id w:val="-521169377"/>
           <w:tag w:val="goog_rdk_7"/>
         </w:sdtPr>
         <w:sdtContent>
@@ -6171,7 +6230,7 @@
       </w:pPr>
       <w:sdt>
         <w:sdtPr>
-          <w:id w:val="583041558"/>
+          <w:id w:val="711049385"/>
           <w:tag w:val="goog_rdk_8"/>
         </w:sdtPr>
         <w:sdtContent>
@@ -8985,7 +9044,7 @@
       </w:pPr>
       <w:sdt>
         <w:sdtPr>
-          <w:id w:val="1775479459"/>
+          <w:id w:val="-534489245"/>
           <w:tag w:val="goog_rdk_9"/>
         </w:sdtPr>
         <w:sdtContent>
@@ -9036,7 +9095,7 @@
       </w:pPr>
       <w:sdt>
         <w:sdtPr>
-          <w:id w:val="960240417"/>
+          <w:id w:val="-1034055534"/>
           <w:tag w:val="goog_rdk_10"/>
         </w:sdtPr>
         <w:sdtContent>
@@ -9087,7 +9146,7 @@
       </w:pPr>
       <w:sdt>
         <w:sdtPr>
-          <w:id w:val="-698957795"/>
+          <w:id w:val="-859044946"/>
           <w:tag w:val="goog_rdk_11"/>
         </w:sdtPr>
         <w:sdtContent>
@@ -9553,7 +9612,7 @@
       </w:pPr>
       <w:sdt>
         <w:sdtPr>
-          <w:id w:val="718122090"/>
+          <w:id w:val="403451208"/>
           <w:tag w:val="goog_rdk_12"/>
         </w:sdtPr>
         <w:sdtContent>
@@ -10398,7 +10457,7 @@
       </w:pPr>
       <w:sdt>
         <w:sdtPr>
-          <w:id w:val="1854002483"/>
+          <w:id w:val="1705623265"/>
           <w:tag w:val="goog_rdk_13"/>
         </w:sdtPr>
         <w:sdtContent>
@@ -12008,7 +12067,7 @@
       </w:pPr>
       <w:sdt>
         <w:sdtPr>
-          <w:id w:val="-2015479611"/>
+          <w:id w:val="269991393"/>
           <w:tag w:val="goog_rdk_14"/>
         </w:sdtPr>
         <w:sdtContent>
@@ -13468,7 +13527,7 @@
       </w:pPr>
       <w:sdt>
         <w:sdtPr>
-          <w:id w:val="787636106"/>
+          <w:id w:val="-1210313838"/>
           <w:tag w:val="goog_rdk_15"/>
         </w:sdtPr>
         <w:sdtContent>
@@ -14127,7 +14186,7 @@
       </w:pPr>
       <w:sdt>
         <w:sdtPr>
-          <w:id w:val="808298178"/>
+          <w:id w:val="1863342052"/>
           <w:tag w:val="goog_rdk_16"/>
         </w:sdtPr>
         <w:sdtContent>
@@ -14267,7 +14326,7 @@
       </w:pPr>
       <w:sdt>
         <w:sdtPr>
-          <w:id w:val="-1721201670"/>
+          <w:id w:val="1863795374"/>
           <w:tag w:val="goog_rdk_17"/>
         </w:sdtPr>
         <w:sdtContent>
@@ -14429,7 +14488,7 @@
       </w:pPr>
       <w:sdt>
         <w:sdtPr>
-          <w:id w:val="1160817488"/>
+          <w:id w:val="-1405397336"/>
           <w:tag w:val="goog_rdk_18"/>
         </w:sdtPr>
         <w:sdtContent>
@@ -14523,7 +14582,7 @@
       </w:pPr>
       <w:sdt>
         <w:sdtPr>
-          <w:id w:val="-1980394223"/>
+          <w:id w:val="1562340410"/>
           <w:tag w:val="goog_rdk_19"/>
         </w:sdtPr>
         <w:sdtContent>
@@ -14964,7 +15023,7 @@
       </w:pPr>
       <w:sdt>
         <w:sdtPr>
-          <w:id w:val="-956016514"/>
+          <w:id w:val="-203652727"/>
           <w:tag w:val="goog_rdk_20"/>
         </w:sdtPr>
         <w:sdtContent>
@@ -15147,7 +15206,7 @@
       </w:pPr>
       <w:sdt>
         <w:sdtPr>
-          <w:id w:val="1945434879"/>
+          <w:id w:val="-1664747523"/>
           <w:tag w:val="goog_rdk_21"/>
         </w:sdtPr>
         <w:sdtContent>
@@ -15284,7 +15343,7 @@
       </w:pPr>
       <w:sdt>
         <w:sdtPr>
-          <w:id w:val="138761392"/>
+          <w:id w:val="1252196354"/>
           <w:tag w:val="goog_rdk_22"/>
         </w:sdtPr>
         <w:sdtContent>
@@ -15645,7 +15704,7 @@
       </w:pPr>
       <w:sdt>
         <w:sdtPr>
-          <w:id w:val="-1091028079"/>
+          <w:id w:val="-1432704775"/>
           <w:tag w:val="goog_rdk_23"/>
         </w:sdtPr>
         <w:sdtContent>
@@ -16310,7 +16369,7 @@
       </w:pPr>
       <w:sdt>
         <w:sdtPr>
-          <w:id w:val="-1921712757"/>
+          <w:id w:val="883011081"/>
           <w:tag w:val="goog_rdk_24"/>
         </w:sdtPr>
         <w:sdtContent>
@@ -16515,7 +16574,7 @@
       </w:pPr>
       <w:sdt>
         <w:sdtPr>
-          <w:id w:val="1680011353"/>
+          <w:id w:val="1536431851"/>
           <w:tag w:val="goog_rdk_25"/>
         </w:sdtPr>
         <w:sdtContent>
@@ -16953,7 +17012,7 @@
             </w:pPr>
             <w:sdt>
               <w:sdtPr>
-                <w:id w:val="376896697"/>
+                <w:id w:val="1218421894"/>
                 <w:tag w:val="goog_rdk_26"/>
               </w:sdtPr>
               <w:sdtContent>
@@ -17005,7 +17064,7 @@
             </w:pPr>
             <w:sdt>
               <w:sdtPr>
-                <w:id w:val="-605062835"/>
+                <w:id w:val="771391156"/>
                 <w:tag w:val="goog_rdk_27"/>
               </w:sdtPr>
               <w:sdtContent>
@@ -17105,7 +17164,7 @@
             </w:pPr>
             <w:sdt>
               <w:sdtPr>
-                <w:id w:val="-1873408847"/>
+                <w:id w:val="403115694"/>
                 <w:tag w:val="goog_rdk_28"/>
               </w:sdtPr>
               <w:sdtContent>
@@ -17156,7 +17215,7 @@
             </w:pPr>
             <w:sdt>
               <w:sdtPr>
-                <w:id w:val="-1322085641"/>
+                <w:id w:val="-165995449"/>
                 <w:tag w:val="goog_rdk_29"/>
               </w:sdtPr>
               <w:sdtContent>
@@ -17258,7 +17317,7 @@
             </w:pPr>
             <w:sdt>
               <w:sdtPr>
-                <w:id w:val="-1691943744"/>
+                <w:id w:val="-913991723"/>
                 <w:tag w:val="goog_rdk_30"/>
               </w:sdtPr>
               <w:sdtContent>
@@ -17310,7 +17369,7 @@
             </w:pPr>
             <w:sdt>
               <w:sdtPr>
-                <w:id w:val="448168026"/>
+                <w:id w:val="-1107720366"/>
                 <w:tag w:val="goog_rdk_31"/>
               </w:sdtPr>
               <w:sdtContent>
@@ -17410,7 +17469,7 @@
             </w:pPr>
             <w:sdt>
               <w:sdtPr>
-                <w:id w:val="-2016597534"/>
+                <w:id w:val="1104351156"/>
                 <w:tag w:val="goog_rdk_32"/>
               </w:sdtPr>
               <w:sdtContent>
@@ -17461,7 +17520,7 @@
             </w:pPr>
             <w:sdt>
               <w:sdtPr>
-                <w:id w:val="657238898"/>
+                <w:id w:val="-392708640"/>
                 <w:tag w:val="goog_rdk_33"/>
               </w:sdtPr>
               <w:sdtContent>
@@ -17972,7 +18031,7 @@
             </w:pPr>
             <w:sdt>
               <w:sdtPr>
-                <w:id w:val="332660061"/>
+                <w:id w:val="541593237"/>
                 <w:tag w:val="goog_rdk_34"/>
               </w:sdtPr>
               <w:sdtContent>
@@ -18023,7 +18082,7 @@
             </w:pPr>
             <w:sdt>
               <w:sdtPr>
-                <w:id w:val="-910238126"/>
+                <w:id w:val="1304746964"/>
                 <w:tag w:val="goog_rdk_35"/>
               </w:sdtPr>
               <w:sdtContent>
@@ -18125,7 +18184,7 @@
             </w:pPr>
             <w:sdt>
               <w:sdtPr>
-                <w:id w:val="1522871432"/>
+                <w:id w:val="-1523075119"/>
                 <w:tag w:val="goog_rdk_36"/>
               </w:sdtPr>
               <w:sdtContent>
@@ -18177,7 +18236,7 @@
             </w:pPr>
             <w:sdt>
               <w:sdtPr>
-                <w:id w:val="1316453597"/>
+                <w:id w:val="1307421153"/>
                 <w:tag w:val="goog_rdk_37"/>
               </w:sdtPr>
               <w:sdtContent>
@@ -19095,7 +19154,7 @@
       </w:pPr>
       <w:sdt>
         <w:sdtPr>
-          <w:id w:val="479969800"/>
+          <w:id w:val="-1684216448"/>
           <w:tag w:val="goog_rdk_38"/>
         </w:sdtPr>
         <w:sdtContent>
